--- a/1 Курс/ОВС/VirtualBox_Зайцев.docx
+++ b/1 Курс/ОВС/VirtualBox_Зайцев.docx
@@ -4,12 +4,193 @@
   <w:body>
     <w:p>
       <w:pPr>
-        <w:rPr>
-          <w:rFonts w:ascii="Times New Roman" w:hAnsi="Times New Roman" w:cs="Times New Roman"/>
+        <w:jc w:val="both"/>
+        <w:rPr>
+          <w:rFonts w:ascii="Times New Roman" w:hAnsi="Times New Roman" w:cs="Times New Roman"/>
+          <w:b/>
+          <w:bCs/>
           <w:sz w:val="28"/>
           <w:szCs w:val="28"/>
         </w:rPr>
       </w:pPr>
+      <w:r>
+        <w:rPr>
+          <w:rFonts w:ascii="Times New Roman" w:hAnsi="Times New Roman" w:cs="Times New Roman"/>
+          <w:b/>
+          <w:bCs/>
+          <w:sz w:val="28"/>
+          <w:szCs w:val="28"/>
+        </w:rPr>
+        <w:t>Зайцев Н.В.  ПИ20-2  Организация Вычислительных систем</w:t>
+      </w:r>
+    </w:p>
+    <w:p>
+      <w:pPr>
+        <w:rPr>
+          <w:rFonts w:ascii="Times New Roman" w:hAnsi="Times New Roman" w:cs="Times New Roman"/>
+          <w:sz w:val="28"/>
+          <w:szCs w:val="28"/>
+        </w:rPr>
+      </w:pPr>
+      <w:r>
+        <w:rPr>
+          <w:rFonts w:ascii="Times New Roman" w:hAnsi="Times New Roman" w:cs="Times New Roman"/>
+          <w:sz w:val="28"/>
+          <w:szCs w:val="28"/>
+        </w:rPr>
+        <w:t>Рассмотреть и описать настройки</w:t>
+      </w:r>
+      <w:r>
+        <w:rPr>
+          <w:rFonts w:ascii="Times New Roman" w:hAnsi="Times New Roman" w:cs="Times New Roman"/>
+          <w:sz w:val="28"/>
+          <w:szCs w:val="28"/>
+        </w:rPr>
+        <w:t xml:space="preserve"> </w:t>
+      </w:r>
+      <w:r>
+        <w:rPr>
+          <w:rFonts w:ascii="Times New Roman" w:hAnsi="Times New Roman" w:cs="Times New Roman"/>
+          <w:sz w:val="28"/>
+          <w:szCs w:val="28"/>
+        </w:rPr>
+        <w:t xml:space="preserve">машины в </w:t>
+      </w:r>
+      <w:r>
+        <w:rPr>
+          <w:rFonts w:ascii="Times New Roman" w:hAnsi="Times New Roman" w:cs="Times New Roman"/>
+          <w:sz w:val="28"/>
+          <w:szCs w:val="28"/>
+          <w:lang w:val="en-US"/>
+        </w:rPr>
+        <w:t>VirtualBox</w:t>
+      </w:r>
+      <w:r>
+        <w:rPr>
+          <w:rFonts w:ascii="Times New Roman" w:hAnsi="Times New Roman" w:cs="Times New Roman"/>
+          <w:sz w:val="28"/>
+          <w:szCs w:val="28"/>
+        </w:rPr>
+        <w:t>:</w:t>
+      </w:r>
+    </w:p>
+    <w:p>
+      <w:pPr>
+        <w:spacing w:line="240" w:lineRule="auto"/>
+        <w:rPr>
+          <w:rFonts w:ascii="Times New Roman" w:eastAsia="Times New Roman" w:hAnsi="Times New Roman" w:cs="Times New Roman"/>
+          <w:lang w:eastAsia="ru-RU"/>
+        </w:rPr>
+      </w:pPr>
+      <w:r>
+        <w:rPr>
+          <w:rFonts w:ascii="Times New Roman" w:eastAsia="Times New Roman" w:hAnsi="Times New Roman" w:cs="Times New Roman"/>
+          <w:lang w:eastAsia="ru-RU"/>
+        </w:rPr>
+        <w:fldChar w:fldCharType="begin"/>
+      </w:r>
+      <w:r>
+        <w:rPr>
+          <w:rFonts w:ascii="Times New Roman" w:eastAsia="Times New Roman" w:hAnsi="Times New Roman" w:cs="Times New Roman"/>
+          <w:lang w:eastAsia="ru-RU"/>
+        </w:rPr>
+        <w:instrText xml:space="preserve"> INCLUDEPICTURE "https://sun9-67.userapi.com/NyEpfd6lV0g_AYAmOyrMILJo97BYhU_8KbCa-Q/OA4WBiPLCRo.jpg" \* MERGEFORMATINET </w:instrText>
+      </w:r>
+      <w:r>
+        <w:rPr>
+          <w:rFonts w:ascii="Times New Roman" w:eastAsia="Times New Roman" w:hAnsi="Times New Roman" w:cs="Times New Roman"/>
+          <w:lang w:eastAsia="ru-RU"/>
+        </w:rPr>
+        <w:fldChar w:fldCharType="separate"/>
+      </w:r>
+      <w:r>
+        <w:rPr>
+          <w:rFonts w:ascii="Times New Roman" w:eastAsia="Times New Roman" w:hAnsi="Times New Roman" w:cs="Times New Roman"/>
+          <w:noProof/>
+          <w:lang w:eastAsia="ru-RU"/>
+        </w:rPr>
+        <w:drawing>
+          <wp:inline distT="0" distB="0" distL="0" distR="0">
+            <wp:extent cx="5936615" cy="3734435"/>
+            <wp:effectExtent l="0" t="0" r="0" b="0"/>
+            <wp:docPr id="1" name="Рисунок 1" descr="Изображение выглядит как снимок экрана&#10;&#10;Автоматически созданное описание"/>
+            <wp:cNvGraphicFramePr>
+              <a:graphicFrameLocks xmlns:a="http://schemas.openxmlformats.org/drawingml/2006/main" noChangeAspect="1"/>
+            </wp:cNvGraphicFramePr>
+            <a:graphic xmlns:a="http://schemas.openxmlformats.org/drawingml/2006/main">
+              <a:graphicData uri="http://schemas.openxmlformats.org/drawingml/2006/picture">
+                <pic:pic xmlns:pic="http://schemas.openxmlformats.org/drawingml/2006/picture">
+                  <pic:nvPicPr>
+                    <pic:cNvPr id="1" name="Рисунок 1" descr="Изображение выглядит как снимок экрана&#10;&#10;Автоматически созданное описание"/>
+                    <pic:cNvPicPr>
+                      <a:picLocks noChangeAspect="1" noChangeArrowheads="1"/>
+                    </pic:cNvPicPr>
+                  </pic:nvPicPr>
+                  <pic:blipFill>
+                    <a:blip r:embed="rId4">
+                      <a:extLst>
+                        <a:ext uri="{28A0092B-C50C-407E-A947-70E740481C1C}">
+                          <a14:useLocalDpi xmlns:a14="http://schemas.microsoft.com/office/drawing/2010/main" val="0"/>
+                        </a:ext>
+                      </a:extLst>
+                    </a:blip>
+                    <a:srcRect/>
+                    <a:stretch>
+                      <a:fillRect/>
+                    </a:stretch>
+                  </pic:blipFill>
+                  <pic:spPr bwMode="auto">
+                    <a:xfrm>
+                      <a:off x="0" y="0"/>
+                      <a:ext cx="5936615" cy="3734435"/>
+                    </a:xfrm>
+                    <a:prstGeom prst="rect">
+                      <a:avLst/>
+                    </a:prstGeom>
+                    <a:noFill/>
+                    <a:ln>
+                      <a:noFill/>
+                    </a:ln>
+                  </pic:spPr>
+                </pic:pic>
+              </a:graphicData>
+            </a:graphic>
+          </wp:inline>
+        </w:drawing>
+      </w:r>
+      <w:r>
+        <w:rPr>
+          <w:rFonts w:ascii="Times New Roman" w:eastAsia="Times New Roman" w:hAnsi="Times New Roman" w:cs="Times New Roman"/>
+          <w:lang w:eastAsia="ru-RU"/>
+        </w:rPr>
+        <w:fldChar w:fldCharType="end"/>
+      </w:r>
+    </w:p>
+    <w:p>
+      <w:pPr>
+        <w:rPr>
+          <w:rFonts w:ascii="Times New Roman" w:hAnsi="Times New Roman" w:cs="Times New Roman"/>
+          <w:sz w:val="28"/>
+          <w:szCs w:val="28"/>
+          <w:lang w:val="en-US"/>
+        </w:rPr>
+      </w:pPr>
+      <w:r>
+        <w:rPr>
+          <w:rFonts w:ascii="Times New Roman" w:hAnsi="Times New Roman" w:cs="Times New Roman"/>
+          <w:sz w:val="28"/>
+          <w:szCs w:val="28"/>
+        </w:rPr>
+        <w:t>Первая вкладка – «Общие»</w:t>
+      </w:r>
+      <w:r>
+        <w:rPr>
+          <w:rFonts w:ascii="Times New Roman" w:hAnsi="Times New Roman" w:cs="Times New Roman"/>
+          <w:sz w:val="28"/>
+          <w:szCs w:val="28"/>
+        </w:rPr>
+        <w:t xml:space="preserve">. Здесь можно </w:t>
+      </w:r>
     </w:p>
     <w:sectPr>
       <w:pgSz w:w="11900" w:h="16840"/>
@@ -419,6 +600,7 @@
   <w:style w:type="paragraph" w:default="1" w:styleId="a">
     <w:name w:val="Normal"/>
     <w:qFormat/>
+    <w:rsid w:val="008D7EEE"/>
   </w:style>
   <w:style w:type="character" w:default="1" w:styleId="a0">
     <w:name w:val="Default Paragraph Font"/>
